--- a/Quy Trình Sao Lưu & Khôi Phục.docx
+++ b/Quy Trình Sao Lưu & Khôi Phục.docx
@@ -964,10 +964,7 @@
       </w:r>
       <w:proofErr w:type="spellEnd"/>
       <w:r>
-        <w:t xml:space="preserve"> --archive="C:\mongodb_backup\BigData_backup.gz"</w:t>
-      </w:r>
-      <w:r>
-        <w:t xml:space="preserve"> </w:t>
+        <w:t xml:space="preserve"> --archive="C:\mongodb_backup\BigData_backup.gz" </w:t>
       </w:r>
     </w:p>
     <w:p>
@@ -1139,14 +1136,46 @@
       </w:r>
       <w:proofErr w:type="gramEnd"/>
       <w:r>
-        <w:t xml:space="preserve">"Orders doc count    </w:t>
+        <w:t xml:space="preserve">" 1. </w:t>
+      </w:r>
+      <w:proofErr w:type="spellStart"/>
+      <w:r>
+        <w:t>Số</w:t>
+      </w:r>
+      <w:proofErr w:type="spellEnd"/>
+      <w:r>
+        <w:t xml:space="preserve"> </w:t>
+      </w:r>
+      <w:proofErr w:type="spellStart"/>
+      <w:r>
+        <w:t>lượng</w:t>
+      </w:r>
+      <w:proofErr w:type="spellEnd"/>
+      <w:r>
+        <w:t xml:space="preserve"> Documents:"); </w:t>
       </w:r>
       <w:proofErr w:type="gramStart"/>
       <w:r>
-        <w:t xml:space="preserve">  :</w:t>
+        <w:t>print(</w:t>
       </w:r>
       <w:proofErr w:type="gramEnd"/>
       <w:r>
+        <w:t xml:space="preserve">" - </w:t>
+      </w:r>
+      <w:proofErr w:type="spellStart"/>
+      <w:r>
+        <w:t>olist_orders_</w:t>
+      </w:r>
+      <w:proofErr w:type="gramStart"/>
+      <w:r>
+        <w:t>clean</w:t>
+      </w:r>
+      <w:proofErr w:type="spellEnd"/>
+      <w:r>
+        <w:t xml:space="preserve"> :</w:t>
+      </w:r>
+      <w:proofErr w:type="gramEnd"/>
+      <w:r>
         <w:t xml:space="preserve"> " + </w:t>
       </w:r>
       <w:proofErr w:type="spellStart"/>
@@ -1165,324 +1194,302 @@
       <w:proofErr w:type="spellEnd"/>
       <w:proofErr w:type="gramEnd"/>
       <w:r>
-        <w:t xml:space="preserve">());       </w:t>
+        <w:t>() + " (</w:t>
+      </w:r>
+      <w:proofErr w:type="spellStart"/>
+      <w:r>
+        <w:t>Kỳ</w:t>
+      </w:r>
+      <w:proofErr w:type="spellEnd"/>
+      <w:r>
+        <w:t xml:space="preserve"> </w:t>
+      </w:r>
+      <w:proofErr w:type="spellStart"/>
+      <w:r>
+        <w:t>vọng</w:t>
+      </w:r>
+      <w:proofErr w:type="spellEnd"/>
+      <w:r>
+        <w:t xml:space="preserve">: 99441)"); </w:t>
+      </w:r>
+      <w:proofErr w:type="gramStart"/>
+      <w:r>
+        <w:t>print(</w:t>
+      </w:r>
+      <w:proofErr w:type="gramEnd"/>
+      <w:r>
+        <w:t xml:space="preserve">" - </w:t>
+      </w:r>
+      <w:proofErr w:type="spellStart"/>
+      <w:r>
+        <w:t>olist_order_items_</w:t>
+      </w:r>
+      <w:proofErr w:type="gramStart"/>
+      <w:r>
+        <w:t>clean</w:t>
+      </w:r>
+      <w:proofErr w:type="spellEnd"/>
+      <w:r>
+        <w:t xml:space="preserve"> :</w:t>
+      </w:r>
+      <w:proofErr w:type="gramEnd"/>
+      <w:r>
+        <w:t xml:space="preserve"> " + </w:t>
+      </w:r>
+      <w:proofErr w:type="spellStart"/>
+      <w:proofErr w:type="gramStart"/>
+      <w:r>
+        <w:t>db.olist</w:t>
+      </w:r>
+      <w:proofErr w:type="gramEnd"/>
+      <w:r>
+        <w:t>_order_items_</w:t>
+      </w:r>
+      <w:proofErr w:type="gramStart"/>
+      <w:r>
+        <w:t>clean.countDocuments</w:t>
+      </w:r>
+      <w:proofErr w:type="spellEnd"/>
+      <w:proofErr w:type="gramEnd"/>
+      <w:r>
+        <w:t>() + " (</w:t>
+      </w:r>
+      <w:proofErr w:type="spellStart"/>
+      <w:r>
+        <w:t>Kỳ</w:t>
+      </w:r>
+      <w:proofErr w:type="spellEnd"/>
+      <w:r>
+        <w:t xml:space="preserve"> </w:t>
+      </w:r>
+      <w:proofErr w:type="spellStart"/>
+      <w:r>
+        <w:t>vọng</w:t>
+      </w:r>
+      <w:proofErr w:type="spellEnd"/>
+      <w:r>
+        <w:t xml:space="preserve">: </w:t>
+      </w:r>
+      <w:r>
+        <w:lastRenderedPageBreak/>
+        <w:t xml:space="preserve">112650)"); </w:t>
+      </w:r>
+      <w:proofErr w:type="gramStart"/>
+      <w:r>
+        <w:t>print(</w:t>
+      </w:r>
+      <w:proofErr w:type="gramEnd"/>
+      <w:r>
+        <w:t xml:space="preserve">" - </w:t>
+      </w:r>
+      <w:proofErr w:type="spellStart"/>
+      <w:r>
+        <w:t>geo_by_</w:t>
+      </w:r>
+      <w:proofErr w:type="gramStart"/>
+      <w:r>
+        <w:t>zip</w:t>
+      </w:r>
+      <w:proofErr w:type="spellEnd"/>
+      <w:r>
+        <w:t xml:space="preserve"> :</w:t>
+      </w:r>
+      <w:proofErr w:type="gramEnd"/>
+      <w:r>
+        <w:t xml:space="preserve"> " + </w:t>
+      </w:r>
+      <w:proofErr w:type="spellStart"/>
+      <w:r>
+        <w:t>db.geo_by_</w:t>
+      </w:r>
+      <w:proofErr w:type="gramStart"/>
+      <w:r>
+        <w:t>zip.countDocuments</w:t>
+      </w:r>
+      <w:proofErr w:type="spellEnd"/>
+      <w:proofErr w:type="gramEnd"/>
+      <w:r>
+        <w:t>() + " (</w:t>
+      </w:r>
+      <w:proofErr w:type="spellStart"/>
+      <w:r>
+        <w:t>Kỳ</w:t>
+      </w:r>
+      <w:proofErr w:type="spellEnd"/>
+      <w:r>
+        <w:t xml:space="preserve"> </w:t>
+      </w:r>
+      <w:proofErr w:type="spellStart"/>
+      <w:r>
+        <w:t>vọng</w:t>
+      </w:r>
+      <w:proofErr w:type="spellEnd"/>
+      <w:r>
+        <w:t xml:space="preserve">: 19015)"); </w:t>
+      </w:r>
+      <w:proofErr w:type="gramStart"/>
+      <w:r>
+        <w:t>print(</w:t>
+      </w:r>
+      <w:proofErr w:type="gramEnd"/>
+      <w:r>
+        <w:t xml:space="preserve">" 2. </w:t>
+      </w:r>
+      <w:proofErr w:type="spellStart"/>
+      <w:r>
+        <w:t>Chất</w:t>
+      </w:r>
+      <w:proofErr w:type="spellEnd"/>
+      <w:r>
+        <w:t xml:space="preserve"> </w:t>
+      </w:r>
+      <w:proofErr w:type="spellStart"/>
+      <w:r>
+        <w:t>lượng</w:t>
+      </w:r>
+      <w:proofErr w:type="spellEnd"/>
+      <w:r>
+        <w:t xml:space="preserve"> </w:t>
+      </w:r>
+      <w:proofErr w:type="spellStart"/>
+      <w:r>
+        <w:t>Cờ</w:t>
+      </w:r>
+      <w:proofErr w:type="spellEnd"/>
+      <w:r>
+        <w:t xml:space="preserve"> KPI:"); </w:t>
+      </w:r>
+      <w:proofErr w:type="gramStart"/>
+      <w:r>
+        <w:t>print(</w:t>
+      </w:r>
+      <w:proofErr w:type="gramEnd"/>
+      <w:r>
+        <w:t xml:space="preserve">" - </w:t>
+      </w:r>
+      <w:proofErr w:type="spellStart"/>
+      <w:r>
+        <w:t>valid_delay_kpi</w:t>
+      </w:r>
+      <w:proofErr w:type="spellEnd"/>
+      <w:r>
+        <w:t xml:space="preserve"> == true: " + </w:t>
+      </w:r>
+      <w:proofErr w:type="spellStart"/>
+      <w:proofErr w:type="gramStart"/>
+      <w:r>
+        <w:t>db.olist</w:t>
+      </w:r>
+      <w:proofErr w:type="gramEnd"/>
+      <w:r>
+        <w:t>_orders_</w:t>
+      </w:r>
+      <w:proofErr w:type="gramStart"/>
+      <w:r>
+        <w:t>clean.countDocuments</w:t>
+      </w:r>
+      <w:proofErr w:type="spellEnd"/>
+      <w:r>
+        <w:t xml:space="preserve">({ </w:t>
+      </w:r>
+      <w:proofErr w:type="spellStart"/>
+      <w:r>
+        <w:t>valid</w:t>
+      </w:r>
+      <w:proofErr w:type="gramEnd"/>
+      <w:r>
+        <w:t>_delay_kpi</w:t>
+      </w:r>
+      <w:proofErr w:type="spellEnd"/>
+      <w:r>
+        <w:t xml:space="preserve">: </w:t>
+      </w:r>
+      <w:proofErr w:type="gramStart"/>
+      <w:r>
+        <w:t>true }</w:t>
+      </w:r>
+      <w:proofErr w:type="gramEnd"/>
+      <w:r>
+        <w:t>) + " (</w:t>
+      </w:r>
+      <w:proofErr w:type="spellStart"/>
+      <w:r>
+        <w:t>Kỳ</w:t>
+      </w:r>
+      <w:proofErr w:type="spellEnd"/>
+      <w:r>
+        <w:t xml:space="preserve"> </w:t>
+      </w:r>
+      <w:proofErr w:type="spellStart"/>
+      <w:r>
+        <w:t>vọng</w:t>
+      </w:r>
+      <w:proofErr w:type="spellEnd"/>
+      <w:r>
+        <w:t xml:space="preserve">: 95097)"); </w:t>
+      </w:r>
+      <w:proofErr w:type="gramStart"/>
+      <w:r>
+        <w:t>print(</w:t>
+      </w:r>
+      <w:proofErr w:type="gramEnd"/>
+      <w:r>
+        <w:t xml:space="preserve">" 3. Danh </w:t>
+      </w:r>
+      <w:proofErr w:type="spellStart"/>
+      <w:r>
+        <w:t>sách</w:t>
+      </w:r>
+      <w:proofErr w:type="spellEnd"/>
+      <w:r>
+        <w:t xml:space="preserve"> Indexes:"); </w:t>
+      </w:r>
+      <w:proofErr w:type="gramStart"/>
+      <w:r>
+        <w:t>print(</w:t>
+      </w:r>
+      <w:proofErr w:type="gramEnd"/>
+      <w:r>
+        <w:t xml:space="preserve">" - </w:t>
+      </w:r>
+      <w:proofErr w:type="spellStart"/>
+      <w:r>
+        <w:t>olist_orders_clean</w:t>
+      </w:r>
+      <w:proofErr w:type="spellEnd"/>
+      <w:r>
+        <w:t xml:space="preserve"> Indexes: " + </w:t>
+      </w:r>
+      <w:proofErr w:type="spellStart"/>
+      <w:proofErr w:type="gramStart"/>
+      <w:r>
+        <w:t>db.olist</w:t>
+      </w:r>
+      <w:proofErr w:type="gramEnd"/>
+      <w:r>
+        <w:t>_orders_</w:t>
+      </w:r>
+      <w:proofErr w:type="gramStart"/>
+      <w:r>
+        <w:t>clean.getIndexes</w:t>
+      </w:r>
+      <w:proofErr w:type="spellEnd"/>
+      <w:proofErr w:type="gramEnd"/>
+      <w:r>
+        <w:t>(</w:t>
+      </w:r>
+      <w:proofErr w:type="gramStart"/>
+      <w:r>
+        <w:t>).length</w:t>
+      </w:r>
+      <w:proofErr w:type="gramEnd"/>
+      <w:r>
+        <w:t xml:space="preserve"> + " indexes.");</w:t>
+      </w:r>
+      <w:r>
+        <w:t xml:space="preserve">              </w:t>
       </w:r>
     </w:p>
-    <w:p>
-      <w:proofErr w:type="gramStart"/>
-      <w:r>
-        <w:t>print(</w:t>
-      </w:r>
-      <w:proofErr w:type="gramEnd"/>
-      <w:r>
-        <w:t xml:space="preserve">"Order Items doc </w:t>
-      </w:r>
-      <w:proofErr w:type="gramStart"/>
-      <w:r>
-        <w:t>count :</w:t>
-      </w:r>
-      <w:proofErr w:type="gramEnd"/>
-      <w:r>
-        <w:t xml:space="preserve"> " + </w:t>
-      </w:r>
-      <w:proofErr w:type="spellStart"/>
-      <w:proofErr w:type="gramStart"/>
-      <w:r>
-        <w:t>db.olist</w:t>
-      </w:r>
-      <w:proofErr w:type="gramEnd"/>
-      <w:r>
-        <w:t>_order_items_</w:t>
-      </w:r>
-      <w:proofErr w:type="gramStart"/>
-      <w:r>
-        <w:t>clean.countDocuments</w:t>
-      </w:r>
-      <w:proofErr w:type="spellEnd"/>
-      <w:proofErr w:type="gramEnd"/>
-      <w:r>
-        <w:t xml:space="preserve">()); </w:t>
-      </w:r>
-    </w:p>
-    <w:p>
-      <w:proofErr w:type="gramStart"/>
-      <w:r>
-        <w:lastRenderedPageBreak/>
-        <w:t>print(</w:t>
-      </w:r>
-      <w:proofErr w:type="gramEnd"/>
-      <w:r>
-        <w:t xml:space="preserve">"Geo </w:t>
-      </w:r>
-      <w:proofErr w:type="gramStart"/>
-      <w:r>
-        <w:t>By</w:t>
-      </w:r>
-      <w:proofErr w:type="gramEnd"/>
-      <w:r>
-        <w:t xml:space="preserve"> Zip doc </w:t>
-      </w:r>
-      <w:proofErr w:type="gramStart"/>
-      <w:r>
-        <w:t>count  :</w:t>
-      </w:r>
-      <w:proofErr w:type="gramEnd"/>
-      <w:r>
-        <w:t xml:space="preserve"> " + </w:t>
-      </w:r>
-      <w:proofErr w:type="spellStart"/>
-      <w:r>
-        <w:t>db.geo_by_</w:t>
-      </w:r>
-      <w:proofErr w:type="gramStart"/>
-      <w:r>
-        <w:t>zip.countDocuments</w:t>
-      </w:r>
-      <w:proofErr w:type="spellEnd"/>
-      <w:proofErr w:type="gramEnd"/>
-      <w:r>
-        <w:t xml:space="preserve">());              </w:t>
-      </w:r>
-    </w:p>
-    <w:p>
-      <w:r>
-        <w:t xml:space="preserve">Các </w:t>
-      </w:r>
-      <w:proofErr w:type="spellStart"/>
-      <w:r>
-        <w:t>số</w:t>
-      </w:r>
-      <w:proofErr w:type="spellEnd"/>
-      <w:r>
-        <w:t xml:space="preserve"> </w:t>
-      </w:r>
-      <w:proofErr w:type="spellStart"/>
-      <w:r>
-        <w:t>lượng</w:t>
-      </w:r>
-      <w:proofErr w:type="spellEnd"/>
-      <w:r>
-        <w:t xml:space="preserve"> </w:t>
-      </w:r>
-      <w:proofErr w:type="spellStart"/>
-      <w:r>
-        <w:t>kỳ</w:t>
-      </w:r>
-      <w:proofErr w:type="spellEnd"/>
-      <w:r>
-        <w:t xml:space="preserve"> </w:t>
-      </w:r>
-      <w:proofErr w:type="spellStart"/>
-      <w:r>
-        <w:t>vọng</w:t>
-      </w:r>
-      <w:proofErr w:type="spellEnd"/>
-      <w:r>
-        <w:t>:</w:t>
-      </w:r>
-    </w:p>
-    <w:tbl>
-      <w:tblPr>
-        <w:tblW w:w="0" w:type="auto"/>
-        <w:tblCellSpacing w:w="15" w:type="dxa"/>
-        <w:tblBorders>
-          <w:top w:val="single" w:sz="4" w:space="0" w:color="auto"/>
-          <w:left w:val="single" w:sz="4" w:space="0" w:color="auto"/>
-          <w:bottom w:val="single" w:sz="4" w:space="0" w:color="auto"/>
-          <w:right w:val="single" w:sz="4" w:space="0" w:color="auto"/>
-          <w:insideH w:val="single" w:sz="4" w:space="0" w:color="auto"/>
-          <w:insideV w:val="single" w:sz="4" w:space="0" w:color="auto"/>
-        </w:tblBorders>
-        <w:tblCellMar>
-          <w:top w:w="15" w:type="dxa"/>
-          <w:left w:w="15" w:type="dxa"/>
-          <w:bottom w:w="15" w:type="dxa"/>
-          <w:right w:w="15" w:type="dxa"/>
-        </w:tblCellMar>
-        <w:tblLook w:val="04A0" w:firstRow="1" w:lastRow="0" w:firstColumn="1" w:lastColumn="0" w:noHBand="0" w:noVBand="1"/>
-      </w:tblPr>
-      <w:tblGrid>
-        <w:gridCol w:w="2453"/>
-        <w:gridCol w:w="2225"/>
-      </w:tblGrid>
-      <w:tr>
-        <w:trPr>
-          <w:tblCellSpacing w:w="15" w:type="dxa"/>
-        </w:trPr>
-        <w:tc>
-          <w:tcPr>
-            <w:tcW w:w="0" w:type="auto"/>
-            <w:vAlign w:val="center"/>
-            <w:hideMark/>
-          </w:tcPr>
-          <w:p>
-            <w:pPr>
-              <w:rPr>
-                <w:b/>
-                <w:bCs/>
-              </w:rPr>
-            </w:pPr>
-            <w:r>
-              <w:rPr>
-                <w:b/>
-                <w:bCs/>
-              </w:rPr>
-              <w:t>Collection</w:t>
-            </w:r>
-          </w:p>
-        </w:tc>
-        <w:tc>
-          <w:tcPr>
-            <w:tcW w:w="0" w:type="auto"/>
-            <w:vAlign w:val="center"/>
-            <w:hideMark/>
-          </w:tcPr>
-          <w:p>
-            <w:pPr>
-              <w:rPr>
-                <w:b/>
-                <w:bCs/>
-              </w:rPr>
-            </w:pPr>
-            <w:proofErr w:type="spellStart"/>
-            <w:r>
-              <w:rPr>
-                <w:b/>
-                <w:bCs/>
-              </w:rPr>
-              <w:t>Số</w:t>
-            </w:r>
-            <w:proofErr w:type="spellEnd"/>
-            <w:r>
-              <w:rPr>
-                <w:b/>
-                <w:bCs/>
-              </w:rPr>
-              <w:t xml:space="preserve"> document </w:t>
-            </w:r>
-            <w:proofErr w:type="spellStart"/>
-            <w:r>
-              <w:rPr>
-                <w:b/>
-                <w:bCs/>
-              </w:rPr>
-              <w:t>kỳ</w:t>
-            </w:r>
-            <w:proofErr w:type="spellEnd"/>
-            <w:r>
-              <w:rPr>
-                <w:b/>
-                <w:bCs/>
-              </w:rPr>
-              <w:t xml:space="preserve"> </w:t>
-            </w:r>
-            <w:proofErr w:type="spellStart"/>
-            <w:r>
-              <w:rPr>
-                <w:b/>
-                <w:bCs/>
-              </w:rPr>
-              <w:t>vọng</w:t>
-            </w:r>
-            <w:proofErr w:type="spellEnd"/>
-          </w:p>
-        </w:tc>
-      </w:tr>
-      <w:tr>
-        <w:trPr>
-          <w:tblCellSpacing w:w="15" w:type="dxa"/>
-        </w:trPr>
-        <w:tc>
-          <w:tcPr>
-            <w:tcW w:w="0" w:type="auto"/>
-            <w:vAlign w:val="center"/>
-            <w:hideMark/>
-          </w:tcPr>
-          <w:p>
-            <w:proofErr w:type="spellStart"/>
-            <w:r>
-              <w:t>olist_orders_clean</w:t>
-            </w:r>
-            <w:proofErr w:type="spellEnd"/>
-          </w:p>
-        </w:tc>
-        <w:tc>
-          <w:tcPr>
-            <w:tcW w:w="0" w:type="auto"/>
-            <w:vAlign w:val="center"/>
-            <w:hideMark/>
-          </w:tcPr>
-          <w:p>
-            <w:r>
-              <w:t>99.441</w:t>
-            </w:r>
-          </w:p>
-        </w:tc>
-      </w:tr>
-      <w:tr>
-        <w:trPr>
-          <w:tblCellSpacing w:w="15" w:type="dxa"/>
-        </w:trPr>
-        <w:tc>
-          <w:tcPr>
-            <w:tcW w:w="0" w:type="auto"/>
-            <w:vAlign w:val="center"/>
-            <w:hideMark/>
-          </w:tcPr>
-          <w:p>
-            <w:proofErr w:type="spellStart"/>
-            <w:r>
-              <w:t>olist_order_items_clean</w:t>
-            </w:r>
-            <w:proofErr w:type="spellEnd"/>
-          </w:p>
-        </w:tc>
-        <w:tc>
-          <w:tcPr>
-            <w:tcW w:w="0" w:type="auto"/>
-            <w:vAlign w:val="center"/>
-            <w:hideMark/>
-          </w:tcPr>
-          <w:p>
-            <w:r>
-              <w:t>112.650</w:t>
-            </w:r>
-          </w:p>
-        </w:tc>
-      </w:tr>
-      <w:tr>
-        <w:trPr>
-          <w:tblCellSpacing w:w="15" w:type="dxa"/>
-        </w:trPr>
-        <w:tc>
-          <w:tcPr>
-            <w:tcW w:w="0" w:type="auto"/>
-            <w:vAlign w:val="center"/>
-            <w:hideMark/>
-          </w:tcPr>
-          <w:p>
-            <w:proofErr w:type="spellStart"/>
-            <w:r>
-              <w:t>geo_by_zip</w:t>
-            </w:r>
-            <w:proofErr w:type="spellEnd"/>
-          </w:p>
-        </w:tc>
-        <w:tc>
-          <w:tcPr>
-            <w:tcW w:w="0" w:type="auto"/>
-            <w:vAlign w:val="center"/>
-            <w:hideMark/>
-          </w:tcPr>
-          <w:p>
-            <w:r>
-              <w:t>19.015</w:t>
-            </w:r>
-          </w:p>
-        </w:tc>
-      </w:tr>
-    </w:tbl>
-    <w:p/>
     <w:sectPr>
       <w:pgSz w:w="12240" w:h="15840"/>
       <w:pgMar w:top="1440" w:right="1440" w:bottom="1440" w:left="1440" w:header="708" w:footer="708" w:gutter="0"/>
